--- a/docs/Recess_08-DataLayer_v1.7.0-beta.2.docx
+++ b/docs/Recess_08-DataLayer_v1.7.0-beta.2.docx
@@ -1207,7 +1207,7 @@
         <w:pStyle w:val="ListBullet"/>
       </w:pPr>
       <w:r>
-        <w:t>Quiet Hours remains an explicitly stored-only preference and does not affect Bell planning or delivery.</w:t>
+        <w:t>Quiet Hours is persisted in the existing preferences record and is consumed by Bell planning. Scheduled cadence and deferred Bells inside the configured local wall-clock range are skipped.</w:t>
       </w:r>
     </w:p>
     <w:p>
@@ -1239,7 +1239,7 @@
         <w:pStyle w:val="ListBullet"/>
       </w:pPr>
       <w:r>
-        <w:t>Upgrade persistence, offline operation, and the explicitly stored-only Quiet Hours boundary remain unchanged.</w:t>
+        <w:t>Upgrade persistence and offline operation remain unchanged. Quiet Hours uses the existing preference fields without a schema or persistence-format change.</w:t>
       </w:r>
     </w:p>
     <w:sectPr>
